--- a/docs/content/t_tests/t_tests_lecture.docx
+++ b/docs/content/t_tests/t_tests_lecture.docx
@@ -31,7 +31,7 @@
         <w:pStyle w:val="Date"/>
       </w:pPr>
       <w:r>
-        <w:t xml:space="preserve">2026-09-04</w:t>
+        <w:t xml:space="preserve">2026-09-08</w:t>
       </w:r>
     </w:p>
     <w:bookmarkStart w:id="12" w:name="where-we-left-off-lectures-0506"/>

--- a/docs/content/t_tests/t_tests_lecture.docx
+++ b/docs/content/t_tests/t_tests_lecture.docx
@@ -275,13 +275,13 @@
           <w:b/>
           <w:bCs/>
         </w:rPr>
-        <w:t xml:space="preserve">Finding:</w:t>
-      </w:r>
-      <w:r>
-        <w:t xml:space="preserve"> </w:t>
-      </w:r>
-      <w:r>
-        <w:t xml:space="preserve">shady leaves appear heavier, taller, and wider than sunny leaves</w:t>
+        <w:t xml:space="preserve">Prediction:</w:t>
+      </w:r>
+      <w:r>
+        <w:t xml:space="preserve"> </w:t>
+      </w:r>
+      <w:r>
+        <w:t xml:space="preserve">shady-side leaves would be heavier than sunny-side leaves</w:t>
       </w:r>
     </w:p>
     <w:tbl>
@@ -408,23 +408,7 @@
               <w:spacing w:after="16"/>
             </w:pPr>
             <w:r>
-              <w:t xml:space="preserve">We described the pattern in our data. Over the next two lectures we formally test whether that pattern is</w:t>
-            </w:r>
-            <w:r>
-              <w:t xml:space="preserve"> </w:t>
-            </w:r>
-            <w:r>
-              <w:rPr>
-                <w:i/>
-                <w:iCs/>
-              </w:rPr>
-              <w:t xml:space="preserve">statistically significant</w:t>
-            </w:r>
-            <w:r>
-              <w:t xml:space="preserve"> </w:t>
-            </w:r>
-            <w:r>
-              <w:t xml:space="preserve">— today we set the test up, next time we run it.</w:t>
+              <w:t xml:space="preserve">We described the pattern in our data. Over the next two lectures we formally test whether the sides really differ — today we set the test up, next time we run it.</w:t>
             </w:r>
           </w:p>
           <w:p/>
@@ -1024,7 +1008,7 @@
               <w:t xml:space="preserve"> </w:t>
             </w:r>
             <w:r>
-              <w:t xml:space="preserve">— no difference in mean leaf weight</w:t>
+              <w:t xml:space="preserve">— no difference in mean leaf mass</w:t>
             </w:r>
           </w:p>
         </w:tc>
@@ -1111,7 +1095,7 @@
               <w:t xml:space="preserve"> </w:t>
             </w:r>
             <w:r>
-              <w:t xml:space="preserve">— mean leaf weight differs by side</w:t>
+              <w:t xml:space="preserve">— mean leaf mass differs by side</w:t>
             </w:r>
           </w:p>
         </w:tc>
@@ -1289,13 +1273,13 @@
           <w:b/>
           <w:bCs/>
         </w:rPr>
-        <w:t xml:space="preserve">activity worksheet</w:t>
-      </w:r>
-      <w:r>
-        <w:t xml:space="preserve"> </w:t>
-      </w:r>
-      <w:r>
-        <w:t xml:space="preserve">and type the code yourself.</w:t>
+        <w:t xml:space="preserve">activity</w:t>
+      </w:r>
+      <w:r>
+        <w:t xml:space="preserve"> </w:t>
+      </w:r>
+      <w:r>
+        <w:t xml:space="preserve">and type the code yourself into your R script.</w:t>
       </w:r>
     </w:p>
     <w:p>
@@ -1536,7 +1520,7 @@
               <w:t xml:space="preserve"> </w:t>
             </w:r>
             <w:r>
-              <w:t xml:space="preserve">you see a test result forces you to reason about the test instead of just reading a number off the screen.</w:t>
+              <w:t xml:space="preserve">you see a test result forces you to reason about the test instead of reading a number off the screen.</w:t>
             </w:r>
           </w:p>
           <w:p>
@@ -1645,6 +1629,27 @@
         <w:rPr>
           <w:rStyle w:val="NormalTok"/>
         </w:rPr>
+        <w:t xml:space="preserve">(janitor) </w:t>
+      </w:r>
+      <w:r>
+        <w:rPr>
+          <w:rStyle w:val="CommentTok"/>
+        </w:rPr>
+        <w:t xml:space="preserve"># clean_names()</w:t>
+      </w:r>
+      <w:r>
+        <w:br/>
+      </w:r>
+      <w:r>
+        <w:rPr>
+          <w:rStyle w:val="FunctionTok"/>
+        </w:rPr>
+        <w:t xml:space="preserve">library</w:t>
+      </w:r>
+      <w:r>
+        <w:rPr>
+          <w:rStyle w:val="NormalTok"/>
+        </w:rPr>
         <w:t xml:space="preserve">(car) </w:t>
       </w:r>
       <w:r>
@@ -1671,7 +1676,7 @@
         <w:rPr>
           <w:rStyle w:val="NormalTok"/>
         </w:rPr>
-        <w:t xml:space="preserve">tree_df </w:t>
+        <w:t xml:space="preserve">leaf_df </w:t>
       </w:r>
       <w:r>
         <w:rPr>
@@ -1701,13 +1706,40 @@
         <w:rPr>
           <w:rStyle w:val="StringTok"/>
         </w:rPr>
-        <w:t xml:space="preserve">"data/2026_06_25_tree_experiment_raw_data.xlsx"</w:t>
-      </w:r>
-      <w:r>
-        <w:rPr>
-          <w:rStyle w:val="NormalTok"/>
-        </w:rPr>
-        <w:t xml:space="preserve">)</w:t>
+        <w:t xml:space="preserve">"data/2026_09_03_data_sci_leaf_area.xlsx"</w:t>
+      </w:r>
+      <w:r>
+        <w:rPr>
+          <w:rStyle w:val="NormalTok"/>
+        </w:rPr>
+        <w:t xml:space="preserve">) </w:t>
+      </w:r>
+      <w:r>
+        <w:rPr>
+          <w:rStyle w:val="SpecialCharTok"/>
+        </w:rPr>
+        <w:t xml:space="preserve">%&gt;%</w:t>
+      </w:r>
+      <w:r>
+        <w:br/>
+      </w:r>
+      <w:r>
+        <w:rPr>
+          <w:rStyle w:val="NormalTok"/>
+        </w:rPr>
+        <w:t xml:space="preserve">  </w:t>
+      </w:r>
+      <w:r>
+        <w:rPr>
+          <w:rStyle w:val="FunctionTok"/>
+        </w:rPr>
+        <w:t xml:space="preserve">clean_names</w:t>
+      </w:r>
+      <w:r>
+        <w:rPr>
+          <w:rStyle w:val="NormalTok"/>
+        </w:rPr>
+        <w:t xml:space="preserve">()</w:t>
       </w:r>
     </w:p>
     <w:tbl>
@@ -1991,7 +2023,7 @@
         <w:rPr>
           <w:rStyle w:val="NormalTok"/>
         </w:rPr>
-        <w:t xml:space="preserve"> tree_df </w:t>
+        <w:t xml:space="preserve"> leaf_df </w:t>
       </w:r>
       <w:r>
         <w:rPr>
@@ -2042,7 +2074,7 @@
         <w:rPr>
           <w:rStyle w:val="NormalTok"/>
         </w:rPr>
-        <w:t xml:space="preserve"> side, </w:t>
+        <w:t xml:space="preserve"> shade, </w:t>
       </w:r>
       <w:r>
         <w:rPr>
@@ -2054,7 +2086,7 @@
         <w:rPr>
           <w:rStyle w:val="NormalTok"/>
         </w:rPr>
-        <w:t xml:space="preserve"> weight_g, </w:t>
+        <w:t xml:space="preserve"> mass_g, </w:t>
       </w:r>
       <w:r>
         <w:rPr>
@@ -2066,7 +2098,7 @@
         <w:rPr>
           <w:rStyle w:val="NormalTok"/>
         </w:rPr>
-        <w:t xml:space="preserve"> side)) </w:t>
+        <w:t xml:space="preserve"> shade)) </w:t>
       </w:r>
       <w:r>
         <w:rPr>
@@ -2525,7 +2557,7 @@
         <w:rPr>
           <w:rStyle w:val="StringTok"/>
         </w:rPr>
-        <w:t xml:space="preserve">"Side"</w:t>
+        <w:t xml:space="preserve">"Shade"</w:t>
       </w:r>
       <w:r>
         <w:rPr>
@@ -2549,7 +2581,7 @@
         <w:rPr>
           <w:rStyle w:val="StringTok"/>
         </w:rPr>
-        <w:t xml:space="preserve">"Leaf Weight (g)"</w:t>
+        <w:t xml:space="preserve">"Leaf Mass (g)"</w:t>
       </w:r>
       <w:r>
         <w:rPr>
@@ -2697,7 +2729,23 @@
         <w:pStyle w:val="BodyText"/>
       </w:pPr>
       <w:r>
-        <w:t xml:space="preserve">The means look different — but:</w:t>
+        <w:t xml:space="preserve">The two means look</w:t>
+      </w:r>
+      <w:r>
+        <w:t xml:space="preserve"> </w:t>
+      </w:r>
+      <w:r>
+        <w:rPr>
+          <w:b/>
+          <w:bCs/>
+        </w:rPr>
+        <w:t xml:space="preserve">close</w:t>
+      </w:r>
+      <w:r>
+        <w:t xml:space="preserve"> </w:t>
+      </w:r>
+      <w:r>
+        <w:t xml:space="preserve">— and with this much scatter, they could easily be the same:</w:t>
       </w:r>
     </w:p>
     <w:p>
@@ -2709,7 +2757,7 @@
         </w:numPr>
       </w:pPr>
       <w:r>
-        <w:t xml:space="preserve">We only have</w:t>
+        <w:t xml:space="preserve">About</w:t>
       </w:r>
       <w:r>
         <w:t xml:space="preserve"> </w:t>
@@ -2719,7 +2767,7 @@
           <w:b/>
           <w:bCs/>
         </w:rPr>
-        <w:t xml:space="preserve">10 leaves per group</w:t>
+        <w:t xml:space="preserve">25 leaves per group</w:t>
       </w:r>
     </w:p>
     <w:p>
@@ -2731,7 +2779,7 @@
         </w:numPr>
       </w:pPr>
       <w:r>
-        <w:t xml:space="preserve">There is</w:t>
+        <w:t xml:space="preserve">Lots of</w:t>
       </w:r>
       <w:r>
         <w:t xml:space="preserve"> </w:t>
@@ -2769,13 +2817,7 @@
           <w:b/>
           <w:bCs/>
         </w:rPr>
-        <w:t xml:space="preserve">overlap</w:t>
-      </w:r>
-      <w:r>
-        <w:t xml:space="preserve"> </w:t>
-      </w:r>
-      <w:r>
-        <w:t xml:space="preserve">somewhat</w:t>
+        <w:t xml:space="preserve">overlap heavily</w:t>
       </w:r>
     </w:p>
     <w:p>
@@ -2808,7 +2850,7 @@
           <w:i/>
           <w:iCs/>
         </w:rPr>
-        <w:t xml:space="preserve">“If H₀ were true, how often would we see a gap this large just by chance?”</w:t>
+        <w:t xml:space="preserve">“If H₀ were true, how often would we see a gap at least this large just by chance?”</w:t>
       </w:r>
     </w:p>
     <w:p>
@@ -2816,7 +2858,7 @@
         <w:pStyle w:val="FirstParagraph"/>
       </w:pPr>
       <w:r>
-        <w:t xml:space="preserve">Small</w:t>
+        <w:t xml:space="preserve">Large</w:t>
       </w:r>
       <w:r>
         <w:t xml:space="preserve"> </w:t>
@@ -2832,7 +2874,7 @@
         <w:t xml:space="preserve"> </w:t>
       </w:r>
       <w:r>
-        <w:t xml:space="preserve">→ the gap is unlikely to be chance.</w:t>
+        <w:t xml:space="preserve">→ a gap this small is nothing unusual.</w:t>
       </w:r>
     </w:p>
     <w:bookmarkEnd w:id="29"/>
@@ -3293,7 +3335,7 @@
               <w:spacing w:after="16"/>
             </w:pPr>
             <w:r>
-              <w:t xml:space="preserve">With n = 10 per group, our main concern is</w:t>
+              <w:t xml:space="preserve">With ~25 per group, our main concern is</w:t>
             </w:r>
             <w:r>
               <w:t xml:space="preserve"> </w:t>
@@ -3674,7 +3716,7 @@
               <w:rPr>
                 <w:rStyle w:val="VerbatimChar"/>
               </w:rPr>
-              <w:t xml:space="preserve">weight_g</w:t>
+              <w:t xml:space="preserve">mass_g</w:t>
             </w:r>
           </w:p>
         </w:tc>
@@ -4505,7 +4547,7 @@
               <w:t xml:space="preserve"> </w:t>
             </w:r>
             <w:r>
-              <w:t xml:space="preserve">t = difference ÷ SE-of-the-difference, and the difference is 4 g. Do you expect |t| to land nearer 1, 5, or 10? Predict before the numbers appear.</w:t>
+              <w:t xml:space="preserve">t = difference ÷ SE-of-the-difference, and the two means differ by only about 0.02 g. Do you expect |t| to land nearer 0.5, 3, or 10? Predict before the numbers appear.</w:t>
             </w:r>
           </w:p>
           <w:p/>
@@ -4541,7 +4583,7 @@
         <w:rPr>
           <w:rStyle w:val="NormalTok"/>
         </w:rPr>
-        <w:t xml:space="preserve"> tree_df </w:t>
+        <w:t xml:space="preserve"> leaf_df </w:t>
       </w:r>
       <w:r>
         <w:rPr>
@@ -4568,7 +4610,7 @@
         <w:rPr>
           <w:rStyle w:val="NormalTok"/>
         </w:rPr>
-        <w:t xml:space="preserve">(side) </w:t>
+        <w:t xml:space="preserve">(shade) </w:t>
       </w:r>
       <w:r>
         <w:rPr>
@@ -4646,7 +4688,7 @@
         <w:rPr>
           <w:rStyle w:val="NormalTok"/>
         </w:rPr>
-        <w:t xml:space="preserve">(weight_g)),</w:t>
+        <w:t xml:space="preserve">(mass_g)),</w:t>
       </w:r>
       <w:r>
         <w:br/>
@@ -4679,7 +4721,7 @@
         <w:rPr>
           <w:rStyle w:val="NormalTok"/>
         </w:rPr>
-        <w:t xml:space="preserve">(weight_g, </w:t>
+        <w:t xml:space="preserve">(mass_g, </w:t>
       </w:r>
       <w:r>
         <w:rPr>
@@ -4736,7 +4778,7 @@
         <w:rPr>
           <w:rStyle w:val="NormalTok"/>
         </w:rPr>
-        <w:t xml:space="preserve">(weight_g, </w:t>
+        <w:t xml:space="preserve">(mass_g, </w:t>
       </w:r>
       <w:r>
         <w:rPr>
@@ -4817,7 +4859,7 @@
         <w:rPr>
           <w:rStyle w:val="NormalTok"/>
         </w:rPr>
-        <w:t xml:space="preserve">side </w:t>
+        <w:t xml:space="preserve">shade </w:t>
       </w:r>
       <w:r>
         <w:rPr>
@@ -4886,7 +4928,7 @@
         <w:rPr>
           <w:rStyle w:val="NormalTok"/>
         </w:rPr>
-        <w:t xml:space="preserve">side </w:t>
+        <w:t xml:space="preserve">shade </w:t>
       </w:r>
       <w:r>
         <w:rPr>
@@ -4955,7 +4997,7 @@
         <w:rPr>
           <w:rStyle w:val="NormalTok"/>
         </w:rPr>
-        <w:t xml:space="preserve">side </w:t>
+        <w:t xml:space="preserve">shade </w:t>
       </w:r>
       <w:r>
         <w:rPr>
@@ -5024,7 +5066,7 @@
         <w:rPr>
           <w:rStyle w:val="NormalTok"/>
         </w:rPr>
-        <w:t xml:space="preserve">side </w:t>
+        <w:t xml:space="preserve">shade </w:t>
       </w:r>
       <w:r>
         <w:rPr>
@@ -5093,7 +5135,7 @@
         <w:rPr>
           <w:rStyle w:val="NormalTok"/>
         </w:rPr>
-        <w:t xml:space="preserve">side </w:t>
+        <w:t xml:space="preserve">shade </w:t>
       </w:r>
       <w:r>
         <w:rPr>
@@ -5162,7 +5204,7 @@
         <w:rPr>
           <w:rStyle w:val="NormalTok"/>
         </w:rPr>
-        <w:t xml:space="preserve">side </w:t>
+        <w:t xml:space="preserve">shade </w:t>
       </w:r>
       <w:r>
         <w:rPr>
@@ -5399,7 +5441,7 @@
         <w:rPr>
           <w:rStyle w:val="DecValTok"/>
         </w:rPr>
-        <w:t xml:space="preserve">2</w:t>
+        <w:t xml:space="preserve">3</w:t>
       </w:r>
       <w:r>
         <w:rPr>
@@ -5440,7 +5482,7 @@
         <w:rPr>
           <w:rStyle w:val="VerbatimChar"/>
         </w:rPr>
-        <w:t xml:space="preserve">Difference in means: 4 g</w:t>
+        <w:t xml:space="preserve">Difference in means: 0.018 g</w:t>
       </w:r>
     </w:p>
     <w:p>
@@ -5528,7 +5570,7 @@
         <w:rPr>
           <w:rStyle w:val="VerbatimChar"/>
         </w:rPr>
-        <w:t xml:space="preserve">SE of difference:    0.411 </w:t>
+        <w:t xml:space="preserve">SE of difference:    0.0505 </w:t>
       </w:r>
     </w:p>
     <w:p>
@@ -5616,7 +5658,7 @@
         <w:rPr>
           <w:rStyle w:val="VerbatimChar"/>
         </w:rPr>
-        <w:t xml:space="preserve">t-statistic:         9.733 </w:t>
+        <w:t xml:space="preserve">t-statistic:         0.356 </w:t>
       </w:r>
     </w:p>
     <w:p>
@@ -5640,7 +5682,7 @@
         </w:numPr>
       </w:pPr>
       <w:r>
-        <w:t xml:space="preserve">Difference in means: 7.80 − 3.80 =</w:t>
+        <w:t xml:space="preserve">Difference in means: shady − sunny ≈</w:t>
       </w:r>
       <w:r>
         <w:t xml:space="preserve"> </w:t>
@@ -5650,7 +5692,7 @@
           <w:b/>
           <w:bCs/>
         </w:rPr>
-        <w:t xml:space="preserve">4.0 g</w:t>
+        <w:t xml:space="preserve">0.02 g</w:t>
       </w:r>
     </w:p>
     <w:p>
@@ -5710,9 +5752,30 @@
                 </m:sSubSup>
               </m:num>
               <m:den>
-                <m:r>
-                  <m:t>10</m:t>
-                </m:r>
+                <m:sSub>
+                  <m:e>
+                    <m:r>
+                      <m:t>n</m:t>
+                    </m:r>
+                  </m:e>
+                  <m:sub>
+                    <m:r>
+                      <m:t>s</m:t>
+                    </m:r>
+                    <m:r>
+                      <m:t>h</m:t>
+                    </m:r>
+                    <m:r>
+                      <m:t>a</m:t>
+                    </m:r>
+                    <m:r>
+                      <m:t>d</m:t>
+                    </m:r>
+                    <m:r>
+                      <m:t>y</m:t>
+                    </m:r>
+                  </m:sub>
+                </m:sSub>
               </m:den>
             </m:f>
             <m:r>
@@ -5757,9 +5820,30 @@
                 </m:sSubSup>
               </m:num>
               <m:den>
-                <m:r>
-                  <m:t>10</m:t>
-                </m:r>
+                <m:sSub>
+                  <m:e>
+                    <m:r>
+                      <m:t>n</m:t>
+                    </m:r>
+                  </m:e>
+                  <m:sub>
+                    <m:r>
+                      <m:t>s</m:t>
+                    </m:r>
+                    <m:r>
+                      <m:t>u</m:t>
+                    </m:r>
+                    <m:r>
+                      <m:t>n</m:t>
+                    </m:r>
+                    <m:r>
+                      <m:t>n</m:t>
+                    </m:r>
+                    <m:r>
+                      <m:t>y</m:t>
+                    </m:r>
+                  </m:sub>
+                </m:sSub>
               </m:den>
             </m:f>
           </m:e>
@@ -5783,7 +5867,23 @@
         <w:pStyle w:val="FirstParagraph"/>
       </w:pPr>
       <w:r>
-        <w:t xml:space="preserve">The observed difference is ~10 standard errors above zero — very far from what we’d expect if H₀ were true. You’ll try this yourself with a calculator in the activity’s optional section — today the goal is just to see where the number comes from.</w:t>
+        <w:t xml:space="preserve">The observed difference is</w:t>
+      </w:r>
+      <w:r>
+        <w:t xml:space="preserve"> </w:t>
+      </w:r>
+      <w:r>
+        <w:rPr>
+          <w:b/>
+          <w:bCs/>
+        </w:rPr>
+        <w:t xml:space="preserve">well under one standard error</w:t>
+      </w:r>
+      <w:r>
+        <w:t xml:space="preserve"> </w:t>
+      </w:r>
+      <w:r>
+        <w:t xml:space="preserve">from zero — right in the range you’d expect if H₀ were true. You’ll try this yourself with a calculator in the activity’s optional section — today the goal is just to see where the number comes from.</w:t>
       </w:r>
     </w:p>
     <w:bookmarkEnd w:id="40"/>
@@ -5983,7 +6083,7 @@
           <w:b/>
           <w:bCs/>
         </w:rPr>
-        <w:t xml:space="preserve">same mean weight</w:t>
+        <w:t xml:space="preserve">same mean mass</w:t>
       </w:r>
       <w:r>
         <w:t xml:space="preserve"> </w:t>
@@ -6093,7 +6193,7 @@
         <w:pStyle w:val="FirstParagraph"/>
       </w:pPr>
       <w:r>
-        <w:t xml:space="preserve">The mean leaf weights</w:t>
+        <w:t xml:space="preserve">The mean leaf masses</w:t>
       </w:r>
       <w:r>
         <w:t xml:space="preserve"> </w:t>
@@ -6271,7 +6371,7 @@
         <w:rPr>
           <w:rStyle w:val="NormalTok"/>
         </w:rPr>
-        <w:t xml:space="preserve"> tree_df </w:t>
+        <w:t xml:space="preserve"> leaf_df </w:t>
       </w:r>
       <w:r>
         <w:rPr>
@@ -6322,7 +6422,7 @@
         <w:rPr>
           <w:rStyle w:val="NormalTok"/>
         </w:rPr>
-        <w:t xml:space="preserve"> weight_g, </w:t>
+        <w:t xml:space="preserve"> mass_g, </w:t>
       </w:r>
       <w:r>
         <w:rPr>
@@ -6334,7 +6434,7 @@
         <w:rPr>
           <w:rStyle w:val="NormalTok"/>
         </w:rPr>
-        <w:t xml:space="preserve"> side)) </w:t>
+        <w:t xml:space="preserve"> shade)) </w:t>
       </w:r>
       <w:r>
         <w:rPr>
@@ -6377,21 +6477,168 @@
       </w:r>
       <w:r>
         <w:rPr>
+          <w:rStyle w:val="FloatTok"/>
+        </w:rPr>
+        <w:t xml:space="preserve">0.05</w:t>
+      </w:r>
+      <w:r>
+        <w:rPr>
+          <w:rStyle w:val="NormalTok"/>
+        </w:rPr>
+        <w:t xml:space="preserve">, </w:t>
+      </w:r>
+      <w:r>
+        <w:rPr>
+          <w:rStyle w:val="AttributeTok"/>
+        </w:rPr>
+        <w:t xml:space="preserve">color =</w:t>
+      </w:r>
+      <w:r>
+        <w:rPr>
+          <w:rStyle w:val="NormalTok"/>
+        </w:rPr>
+        <w:t xml:space="preserve"> </w:t>
+      </w:r>
+      <w:r>
+        <w:rPr>
+          <w:rStyle w:val="StringTok"/>
+        </w:rPr>
+        <w:t xml:space="preserve">"white"</w:t>
+      </w:r>
+      <w:r>
+        <w:rPr>
+          <w:rStyle w:val="NormalTok"/>
+        </w:rPr>
+        <w:t xml:space="preserve">, </w:t>
+      </w:r>
+      <w:r>
+        <w:rPr>
+          <w:rStyle w:val="AttributeTok"/>
+        </w:rPr>
+        <w:t xml:space="preserve">alpha =</w:t>
+      </w:r>
+      <w:r>
+        <w:rPr>
+          <w:rStyle w:val="NormalTok"/>
+        </w:rPr>
+        <w:t xml:space="preserve"> </w:t>
+      </w:r>
+      <w:r>
+        <w:rPr>
+          <w:rStyle w:val="FloatTok"/>
+        </w:rPr>
+        <w:t xml:space="preserve">0.8</w:t>
+      </w:r>
+      <w:r>
+        <w:rPr>
+          <w:rStyle w:val="NormalTok"/>
+        </w:rPr>
+        <w:t xml:space="preserve">) </w:t>
+      </w:r>
+      <w:r>
+        <w:rPr>
+          <w:rStyle w:val="SpecialCharTok"/>
+        </w:rPr>
+        <w:t xml:space="preserve">+</w:t>
+      </w:r>
+      <w:r>
+        <w:br/>
+      </w:r>
+      <w:r>
+        <w:rPr>
+          <w:rStyle w:val="NormalTok"/>
+        </w:rPr>
+        <w:t xml:space="preserve">  </w:t>
+      </w:r>
+      <w:r>
+        <w:rPr>
+          <w:rStyle w:val="FunctionTok"/>
+        </w:rPr>
+        <w:t xml:space="preserve">facet_wrap</w:t>
+      </w:r>
+      <w:r>
+        <w:rPr>
+          <w:rStyle w:val="NormalTok"/>
+        </w:rPr>
+        <w:t xml:space="preserve">(</w:t>
+      </w:r>
+      <w:r>
+        <w:rPr>
+          <w:rStyle w:val="SpecialCharTok"/>
+        </w:rPr>
+        <w:t xml:space="preserve">~</w:t>
+      </w:r>
+      <w:r>
+        <w:rPr>
+          <w:rStyle w:val="NormalTok"/>
+        </w:rPr>
+        <w:t xml:space="preserve">shade, </w:t>
+      </w:r>
+      <w:r>
+        <w:rPr>
+          <w:rStyle w:val="AttributeTok"/>
+        </w:rPr>
+        <w:t xml:space="preserve">ncol =</w:t>
+      </w:r>
+      <w:r>
+        <w:rPr>
+          <w:rStyle w:val="NormalTok"/>
+        </w:rPr>
+        <w:t xml:space="preserve"> </w:t>
+      </w:r>
+      <w:r>
+        <w:rPr>
           <w:rStyle w:val="DecValTok"/>
         </w:rPr>
-        <w:t xml:space="preserve">1</w:t>
-      </w:r>
-      <w:r>
-        <w:rPr>
-          <w:rStyle w:val="NormalTok"/>
-        </w:rPr>
-        <w:t xml:space="preserve">, </w:t>
+        <w:t xml:space="preserve">2</w:t>
+      </w:r>
+      <w:r>
+        <w:rPr>
+          <w:rStyle w:val="NormalTok"/>
+        </w:rPr>
+        <w:t xml:space="preserve">) </w:t>
+      </w:r>
+      <w:r>
+        <w:rPr>
+          <w:rStyle w:val="SpecialCharTok"/>
+        </w:rPr>
+        <w:t xml:space="preserve">+</w:t>
+      </w:r>
+      <w:r>
+        <w:br/>
+      </w:r>
+      <w:r>
+        <w:rPr>
+          <w:rStyle w:val="NormalTok"/>
+        </w:rPr>
+        <w:t xml:space="preserve">  </w:t>
+      </w:r>
+      <w:r>
+        <w:rPr>
+          <w:rStyle w:val="FunctionTok"/>
+        </w:rPr>
+        <w:t xml:space="preserve">labs</w:t>
+      </w:r>
+      <w:r>
+        <w:rPr>
+          <w:rStyle w:val="NormalTok"/>
+        </w:rPr>
+        <w:t xml:space="preserve">(</w:t>
+      </w:r>
+      <w:r>
+        <w:br/>
+      </w:r>
+      <w:r>
+        <w:rPr>
+          <w:rStyle w:val="NormalTok"/>
+        </w:rPr>
+        <w:t xml:space="preserve">    </w:t>
       </w:r>
       <w:r>
         <w:rPr>
           <w:rStyle w:val="AttributeTok"/>
         </w:rPr>
-        <w:t xml:space="preserve">color =</w:t>
+        <w:t xml:space="preserve">title =</w:t>
       </w:r>
       <w:r>
         <w:rPr>
@@ -6403,142 +6650,28 @@
         <w:rPr>
           <w:rStyle w:val="StringTok"/>
         </w:rPr>
-        <w:t xml:space="preserve">"white"</w:t>
-      </w:r>
-      <w:r>
-        <w:rPr>
-          <w:rStyle w:val="NormalTok"/>
-        </w:rPr>
-        <w:t xml:space="preserve">, </w:t>
+        <w:t xml:space="preserve">"Leaf Mass Distribution by Shade"</w:t>
+      </w:r>
+      <w:r>
+        <w:rPr>
+          <w:rStyle w:val="NormalTok"/>
+        </w:rPr>
+        <w:t xml:space="preserve">,</w:t>
+      </w:r>
+      <w:r>
+        <w:br/>
+      </w:r>
+      <w:r>
+        <w:rPr>
+          <w:rStyle w:val="NormalTok"/>
+        </w:rPr>
+        <w:t xml:space="preserve">    </w:t>
       </w:r>
       <w:r>
         <w:rPr>
           <w:rStyle w:val="AttributeTok"/>
         </w:rPr>
-        <w:t xml:space="preserve">alpha =</w:t>
-      </w:r>
-      <w:r>
-        <w:rPr>
-          <w:rStyle w:val="NormalTok"/>
-        </w:rPr>
-        <w:t xml:space="preserve"> </w:t>
-      </w:r>
-      <w:r>
-        <w:rPr>
-          <w:rStyle w:val="FloatTok"/>
-        </w:rPr>
-        <w:t xml:space="preserve">0.8</w:t>
-      </w:r>
-      <w:r>
-        <w:rPr>
-          <w:rStyle w:val="NormalTok"/>
-        </w:rPr>
-        <w:t xml:space="preserve">) </w:t>
-      </w:r>
-      <w:r>
-        <w:rPr>
-          <w:rStyle w:val="SpecialCharTok"/>
-        </w:rPr>
-        <w:t xml:space="preserve">+</w:t>
-      </w:r>
-      <w:r>
-        <w:br/>
-      </w:r>
-      <w:r>
-        <w:rPr>
-          <w:rStyle w:val="NormalTok"/>
-        </w:rPr>
-        <w:t xml:space="preserve">  </w:t>
-      </w:r>
-      <w:r>
-        <w:rPr>
-          <w:rStyle w:val="FunctionTok"/>
-        </w:rPr>
-        <w:t xml:space="preserve">facet_wrap</w:t>
-      </w:r>
-      <w:r>
-        <w:rPr>
-          <w:rStyle w:val="NormalTok"/>
-        </w:rPr>
-        <w:t xml:space="preserve">(</w:t>
-      </w:r>
-      <w:r>
-        <w:rPr>
-          <w:rStyle w:val="SpecialCharTok"/>
-        </w:rPr>
-        <w:t xml:space="preserve">~</w:t>
-      </w:r>
-      <w:r>
-        <w:rPr>
-          <w:rStyle w:val="NormalTok"/>
-        </w:rPr>
-        <w:t xml:space="preserve">side, </w:t>
-      </w:r>
-      <w:r>
-        <w:rPr>
-          <w:rStyle w:val="AttributeTok"/>
-        </w:rPr>
-        <w:t xml:space="preserve">ncol =</w:t>
-      </w:r>
-      <w:r>
-        <w:rPr>
-          <w:rStyle w:val="NormalTok"/>
-        </w:rPr>
-        <w:t xml:space="preserve"> </w:t>
-      </w:r>
-      <w:r>
-        <w:rPr>
-          <w:rStyle w:val="DecValTok"/>
-        </w:rPr>
-        <w:t xml:space="preserve">2</w:t>
-      </w:r>
-      <w:r>
-        <w:rPr>
-          <w:rStyle w:val="NormalTok"/>
-        </w:rPr>
-        <w:t xml:space="preserve">) </w:t>
-      </w:r>
-      <w:r>
-        <w:rPr>
-          <w:rStyle w:val="SpecialCharTok"/>
-        </w:rPr>
-        <w:t xml:space="preserve">+</w:t>
-      </w:r>
-      <w:r>
-        <w:br/>
-      </w:r>
-      <w:r>
-        <w:rPr>
-          <w:rStyle w:val="NormalTok"/>
-        </w:rPr>
-        <w:t xml:space="preserve">  </w:t>
-      </w:r>
-      <w:r>
-        <w:rPr>
-          <w:rStyle w:val="FunctionTok"/>
-        </w:rPr>
-        <w:t xml:space="preserve">labs</w:t>
-      </w:r>
-      <w:r>
-        <w:rPr>
-          <w:rStyle w:val="NormalTok"/>
-        </w:rPr>
-        <w:t xml:space="preserve">(</w:t>
-      </w:r>
-      <w:r>
-        <w:br/>
-      </w:r>
-      <w:r>
-        <w:rPr>
-          <w:rStyle w:val="NormalTok"/>
-        </w:rPr>
-        <w:t xml:space="preserve">    </w:t>
-      </w:r>
-      <w:r>
-        <w:rPr>
-          <w:rStyle w:val="AttributeTok"/>
-        </w:rPr>
-        <w:t xml:space="preserve">title =</w:t>
+        <w:t xml:space="preserve">x =</w:t>
       </w:r>
       <w:r>
         <w:rPr>
@@ -6550,40 +6683,7 @@
         <w:rPr>
           <w:rStyle w:val="StringTok"/>
         </w:rPr>
-        <w:t xml:space="preserve">"Leaf Weight Distribution by Side"</w:t>
-      </w:r>
-      <w:r>
-        <w:rPr>
-          <w:rStyle w:val="NormalTok"/>
-        </w:rPr>
-        <w:t xml:space="preserve">,</w:t>
-      </w:r>
-      <w:r>
-        <w:br/>
-      </w:r>
-      <w:r>
-        <w:rPr>
-          <w:rStyle w:val="NormalTok"/>
-        </w:rPr>
-        <w:t xml:space="preserve">    </w:t>
-      </w:r>
-      <w:r>
-        <w:rPr>
-          <w:rStyle w:val="AttributeTok"/>
-        </w:rPr>
-        <w:t xml:space="preserve">x =</w:t>
-      </w:r>
-      <w:r>
-        <w:rPr>
-          <w:rStyle w:val="NormalTok"/>
-        </w:rPr>
-        <w:t xml:space="preserve"> </w:t>
-      </w:r>
-      <w:r>
-        <w:rPr>
-          <w:rStyle w:val="StringTok"/>
-        </w:rPr>
-        <w:t xml:space="preserve">"Leaf Weight (g)"</w:t>
+        <w:t xml:space="preserve">"Leaf Mass (g)"</w:t>
       </w:r>
       <w:r>
         <w:rPr>
@@ -6857,20 +6957,7 @@
         <w:pStyle w:val="FirstParagraph"/>
       </w:pPr>
       <w:r>
-        <w:t xml:space="preserve">With n = 10 per group, histograms look lumpy — that is</w:t>
-      </w:r>
-      <w:r>
-        <w:t xml:space="preserve"> </w:t>
-      </w:r>
-      <w:r>
-        <w:rPr>
-          <w:b/>
-          <w:bCs/>
-        </w:rPr>
-        <w:t xml:space="preserve">normal for small samples</w:t>
-      </w:r>
-      <w:r>
-        <w:t xml:space="preserve">.</w:t>
+        <w:t xml:space="preserve">With ~25 per group these are readable, but still lumpy — that is normal for real ecological data.</w:t>
       </w:r>
     </w:p>
     <w:tbl>
@@ -7218,7 +7305,7 @@
         <w:rPr>
           <w:rStyle w:val="NormalTok"/>
         </w:rPr>
-        <w:t xml:space="preserve">tree_df </w:t>
+        <w:t xml:space="preserve">leaf_df </w:t>
       </w:r>
       <w:r>
         <w:rPr>
@@ -7245,7 +7332,7 @@
         <w:rPr>
           <w:rStyle w:val="NormalTok"/>
         </w:rPr>
-        <w:t xml:space="preserve">(side </w:t>
+        <w:t xml:space="preserve">(shade </w:t>
       </w:r>
       <w:r>
         <w:rPr>
@@ -7296,7 +7383,7 @@
         <w:rPr>
           <w:rStyle w:val="NormalTok"/>
         </w:rPr>
-        <w:t xml:space="preserve">(weight_g) </w:t>
+        <w:t xml:space="preserve">(mass_g) </w:t>
       </w:r>
       <w:r>
         <w:rPr>
@@ -7358,7 +7445,7 @@
         <w:rPr>
           <w:rStyle w:val="VerbatimChar"/>
         </w:rPr>
-        <w:t xml:space="preserve">W = 0.8197, p-value = 0.02513</w:t>
+        <w:t xml:space="preserve">W = 0.95266, p-value = 0.2876</w:t>
       </w:r>
     </w:p>
     <w:p>
@@ -7378,7 +7465,7 @@
         <w:rPr>
           <w:rStyle w:val="NormalTok"/>
         </w:rPr>
-        <w:t xml:space="preserve">tree_df </w:t>
+        <w:t xml:space="preserve">leaf_df </w:t>
       </w:r>
       <w:r>
         <w:rPr>
@@ -7405,7 +7492,7 @@
         <w:rPr>
           <w:rStyle w:val="NormalTok"/>
         </w:rPr>
-        <w:t xml:space="preserve">(side </w:t>
+        <w:t xml:space="preserve">(shade </w:t>
       </w:r>
       <w:r>
         <w:rPr>
@@ -7456,7 +7543,7 @@
         <w:rPr>
           <w:rStyle w:val="NormalTok"/>
         </w:rPr>
-        <w:t xml:space="preserve">(weight_g) </w:t>
+        <w:t xml:space="preserve">(mass_g) </w:t>
       </w:r>
       <w:r>
         <w:rPr>
@@ -7518,7 +7605,7 @@
         <w:rPr>
           <w:rStyle w:val="VerbatimChar"/>
         </w:rPr>
-        <w:t xml:space="preserve">W = 0.89461, p-value = 0.191</w:t>
+        <w:t xml:space="preserve">W = 0.92364, p-value = 0.0427</w:t>
       </w:r>
     </w:p>
     <w:p>
@@ -7712,7 +7799,7 @@
                 <w:b/>
                 <w:bCs/>
               </w:rPr>
-              <w:t xml:space="preserve">Small-sample caution:</w:t>
+              <w:t xml:space="preserve">One side may fail, the other pass.</w:t>
             </w:r>
           </w:p>
           <w:p>
@@ -7723,23 +7810,20 @@
               <w:spacing w:after="16"/>
             </w:pPr>
             <w:r>
-              <w:t xml:space="preserve">With n = 10, this test has</w:t>
+              <w:t xml:space="preserve">A borderline Shapiro result (</w:t>
+            </w:r>
+            <w:r>
+              <w:rPr>
+                <w:i/>
+                <w:iCs/>
+              </w:rPr>
+              <w:t xml:space="preserve">p</w:t>
             </w:r>
             <w:r>
               <w:t xml:space="preserve"> </w:t>
             </w:r>
             <w:r>
-              <w:rPr>
-                <w:b/>
-                <w:bCs/>
-              </w:rPr>
-              <w:t xml:space="preserve">low power</w:t>
-            </w:r>
-            <w:r>
-              <w:t xml:space="preserve"> </w:t>
-            </w:r>
-            <w:r>
-              <w:t xml:space="preserve">— it rarely detects non-normality even when present. The histogram is equally important.</w:t>
+              <w:t xml:space="preserve">just under 0.05) with a roughly bell-shaped histogram is not a reason to abandon the t-test — it is robust to mild non-normality. Read the histogram and the test together.</w:t>
             </w:r>
           </w:p>
           <w:p/>
@@ -7779,7 +7863,7 @@
         <w:rPr>
           <w:rStyle w:val="NormalTok"/>
         </w:rPr>
-        <w:t xml:space="preserve">(weight_g </w:t>
+        <w:t xml:space="preserve">(mass_g </w:t>
       </w:r>
       <w:r>
         <w:rPr>
@@ -7791,7 +7875,7 @@
         <w:rPr>
           <w:rStyle w:val="NormalTok"/>
         </w:rPr>
-        <w:t xml:space="preserve"> side, </w:t>
+        <w:t xml:space="preserve"> shade, </w:t>
       </w:r>
       <w:r>
         <w:rPr>
@@ -7803,7 +7887,7 @@
         <w:rPr>
           <w:rStyle w:val="NormalTok"/>
         </w:rPr>
-        <w:t xml:space="preserve"> tree_df)</w:t>
+        <w:t xml:space="preserve"> leaf_df)</w:t>
       </w:r>
     </w:p>
     <w:p>
@@ -7823,7 +7907,7 @@
         <w:rPr>
           <w:rStyle w:val="VerbatimChar"/>
         </w:rPr>
-        <w:t xml:space="preserve">      Df F value Pr(&gt;F)</w:t>
+        <w:t xml:space="preserve">      Df F value  Pr(&gt;F)  </w:t>
       </w:r>
       <w:r>
         <w:br/>
@@ -7832,7 +7916,7 @@
         <w:rPr>
           <w:rStyle w:val="VerbatimChar"/>
         </w:rPr>
-        <w:t xml:space="preserve">group  1     0.6 0.4486</w:t>
+        <w:t xml:space="preserve">group  1  2.9667 0.09105 .</w:t>
       </w:r>
       <w:r>
         <w:br/>
@@ -7841,7 +7925,25 @@
         <w:rPr>
           <w:rStyle w:val="VerbatimChar"/>
         </w:rPr>
-        <w:t xml:space="preserve">      18               </w:t>
+        <w:t xml:space="preserve">      51                  </w:t>
+      </w:r>
+      <w:r>
+        <w:br/>
+      </w:r>
+      <w:r>
+        <w:rPr>
+          <w:rStyle w:val="VerbatimChar"/>
+        </w:rPr>
+        <w:t xml:space="preserve">---</w:t>
+      </w:r>
+      <w:r>
+        <w:br/>
+      </w:r>
+      <w:r>
+        <w:rPr>
+          <w:rStyle w:val="VerbatimChar"/>
+        </w:rPr>
+        <w:t xml:space="preserve">Signif. codes:  0 '***' 0.001 '**' 0.01 '*' 0.05 '.' 0.1 ' ' 1</w:t>
       </w:r>
     </w:p>
     <w:p>
@@ -8016,7 +8118,7 @@
         <w:rPr>
           <w:rStyle w:val="NormalTok"/>
         </w:rPr>
-        <w:t xml:space="preserve">(weight_g </w:t>
+        <w:t xml:space="preserve">(mass_g </w:t>
       </w:r>
       <w:r>
         <w:rPr>
@@ -8028,7 +8130,7 @@
         <w:rPr>
           <w:rStyle w:val="NormalTok"/>
         </w:rPr>
-        <w:t xml:space="preserve"> side, </w:t>
+        <w:t xml:space="preserve"> shade, </w:t>
       </w:r>
       <w:r>
         <w:rPr>
@@ -8040,7 +8142,7 @@
         <w:rPr>
           <w:rStyle w:val="NormalTok"/>
         </w:rPr>
-        <w:t xml:space="preserve"> tree_df)</w:t>
+        <w:t xml:space="preserve"> leaf_df)</w:t>
       </w:r>
     </w:p>
     <w:p>
@@ -8059,7 +8161,7 @@
         <w:rPr>
           <w:rStyle w:val="VerbatimChar"/>
         </w:rPr>
-        <w:t xml:space="preserve">Error in leveneTest(weight_g ~ side, data = tree_df) :</w:t>
+        <w:t xml:space="preserve">Error in leveneTest(mass_g ~ shade, data = leaf_df) :</w:t>
       </w:r>
       <w:r>
         <w:br/>
@@ -8124,7 +8226,7 @@
         <w:rPr>
           <w:rStyle w:val="NormalTok"/>
         </w:rPr>
-        <w:t xml:space="preserve">(weight_g </w:t>
+        <w:t xml:space="preserve">(mass_g </w:t>
       </w:r>
       <w:r>
         <w:rPr>
@@ -8136,7 +8238,7 @@
         <w:rPr>
           <w:rStyle w:val="NormalTok"/>
         </w:rPr>
-        <w:t xml:space="preserve"> side, </w:t>
+        <w:t xml:space="preserve"> shade, </w:t>
       </w:r>
       <w:r>
         <w:rPr>
@@ -8148,7 +8250,7 @@
         <w:rPr>
           <w:rStyle w:val="NormalTok"/>
         </w:rPr>
-        <w:t xml:space="preserve"> tree_df)</w:t>
+        <w:t xml:space="preserve"> leaf_df)</w:t>
       </w:r>
     </w:p>
     <w:tbl>

--- a/docs/content/t_tests/t_tests_lecture.docx
+++ b/docs/content/t_tests/t_tests_lecture.docx
@@ -31,7 +31,7 @@
         <w:pStyle w:val="Date"/>
       </w:pPr>
       <w:r>
-        <w:t xml:space="preserve">2026-09-08</w:t>
+        <w:t xml:space="preserve">2026-09-10</w:t>
       </w:r>
     </w:p>
     <w:bookmarkStart w:id="12" w:name="where-we-left-off-lectures-0506"/>

--- a/docs/content/t_tests/t_tests_lecture.docx
+++ b/docs/content/t_tests/t_tests_lecture.docx
@@ -31,7 +31,7 @@
         <w:pStyle w:val="Date"/>
       </w:pPr>
       <w:r>
-        <w:t xml:space="preserve">2026-09-10</w:t>
+        <w:t xml:space="preserve">2026-09-14</w:t>
       </w:r>
     </w:p>
     <w:bookmarkStart w:id="12" w:name="where-we-left-off-lectures-0506"/>

--- a/docs/content/t_tests/t_tests_lecture.docx
+++ b/docs/content/t_tests/t_tests_lecture.docx
@@ -10037,7 +10037,6 @@
         <w:bottom w:color="FF0000" w:space="1" w:sz="8" w:val="single"/>
         <w:right w:color="FF0000" w:space="4" w:sz="8" w:val="single"/>
       </w:pBdr>
-      <w:shd w:color="auto" w:fill="auto" w:val="pct15"/>
       <w:spacing w:after="120" w:before="120"/>
       <w:ind w:left="432" w:right="432"/>
     </w:pPr>
@@ -10058,7 +10057,6 @@
         <w:bottom w:color="auto" w:space="1" w:sz="8" w:val="single"/>
         <w:right w:color="auto" w:space="4" w:sz="8" w:val="single"/>
       </w:pBdr>
-      <w:shd w:color="auto" w:fill="auto" w:val="pct15"/>
       <w:spacing w:after="240" w:before="240"/>
       <w:ind w:left="432" w:right="432"/>
     </w:pPr>
@@ -10073,7 +10071,6 @@
     <w:qFormat/>
     <w:rsid w:val="00771E03"/>
     <w:pPr>
-      <w:shd w:color="auto" w:fill="auto" w:val="pct15"/>
       <w:spacing w:after="240" w:before="240"/>
       <w:ind w:left="432" w:right="432"/>
     </w:pPr>

--- a/docs/content/t_tests/t_tests_lecture.docx
+++ b/docs/content/t_tests/t_tests_lecture.docx
@@ -31,7 +31,7 @@
         <w:pStyle w:val="Date"/>
       </w:pPr>
       <w:r>
-        <w:t xml:space="preserve">2026-09-14</w:t>
+        <w:t xml:space="preserve">2026-09-21</w:t>
       </w:r>
     </w:p>
     <w:bookmarkStart w:id="12" w:name="where-we-left-off-lectures-0506"/>

--- a/docs/content/t_tests/t_tests_lecture.docx
+++ b/docs/content/t_tests/t_tests_lecture.docx
@@ -31,7 +31,7 @@
         <w:pStyle w:val="Date"/>
       </w:pPr>
       <w:r>
-        <w:t xml:space="preserve">2026-09-21</w:t>
+        <w:t xml:space="preserve">2026-09-22</w:t>
       </w:r>
     </w:p>
     <w:bookmarkStart w:id="12" w:name="where-we-left-off-lectures-0506"/>

--- a/docs/content/t_tests/t_tests_lecture.docx
+++ b/docs/content/t_tests/t_tests_lecture.docx
@@ -31,7 +31,7 @@
         <w:pStyle w:val="Date"/>
       </w:pPr>
       <w:r>
-        <w:t xml:space="preserve">2026-09-22</w:t>
+        <w:t xml:space="preserve">2026-09-23</w:t>
       </w:r>
     </w:p>
     <w:bookmarkStart w:id="12" w:name="where-we-left-off-lectures-0506"/>

--- a/docs/content/t_tests/t_tests_lecture.docx
+++ b/docs/content/t_tests/t_tests_lecture.docx
@@ -10120,6 +10120,252 @@
       <w:spacing w:after="100"/>
     </w:pPr>
   </w:style>
+  <w:style w:styleId="BodyText" w:type="paragraph">
+    <w:name w:val="Body Text"/>
+    <w:basedOn w:val="Normal"/>
+    <w:link w:val="BodyTextChar"/>
+    <w:qFormat/>
+    <w:pPr>
+      <w:spacing w:after="180" w:before="180"/>
+    </w:pPr>
+  </w:style>
+  <w:style w:customStyle="1" w:styleId="FirstParagraph" w:type="paragraph">
+    <w:name w:val="First Paragraph"/>
+    <w:basedOn w:val="BodyText"/>
+    <w:next w:val="BodyText"/>
+    <w:qFormat/>
+  </w:style>
+  <w:style w:customStyle="1" w:styleId="Compact" w:type="paragraph">
+    <w:name w:val="Compact"/>
+    <w:basedOn w:val="BodyText"/>
+    <w:qFormat/>
+    <w:pPr>
+      <w:spacing w:after="36" w:before="36"/>
+    </w:pPr>
+  </w:style>
+  <w:style w:customStyle="1" w:styleId="Author" w:type="paragraph">
+    <w:name w:val="Author"/>
+    <w:basedOn w:val="Title"/>
+    <w:next w:val="BodyText"/>
+    <w:qFormat/>
+    <w:pPr>
+      <w:keepNext/>
+      <w:keepLines/>
+    </w:pPr>
+    <w:rPr>
+      <w:sz w:val="24"/>
+      <w:szCs w:val="24"/>
+    </w:rPr>
+  </w:style>
+  <w:style w:styleId="Date" w:type="paragraph">
+    <w:name w:val="Date"/>
+    <w:basedOn w:val="Title"/>
+    <w:next w:val="BodyText"/>
+    <w:qFormat/>
+    <w:pPr>
+      <w:keepNext/>
+      <w:keepLines/>
+    </w:pPr>
+    <w:rPr>
+      <w:sz w:val="24"/>
+      <w:szCs w:val="24"/>
+    </w:rPr>
+  </w:style>
+  <w:style w:customStyle="1" w:styleId="AbstractTitle" w:type="paragraph">
+    <w:name w:val="Abstract Title"/>
+    <w:basedOn w:val="Normal"/>
+    <w:next w:val="Abstract"/>
+    <w:qFormat/>
+    <w:pPr>
+      <w:keepNext/>
+      <w:keepLines/>
+      <w:spacing w:after="0" w:before="300"/>
+      <w:jc w:val="center"/>
+    </w:pPr>
+    <w:rPr>
+      <w:b/>
+      <w:sz w:val="20"/>
+      <w:szCs w:val="20"/>
+    </w:rPr>
+  </w:style>
+  <w:style w:customStyle="1" w:styleId="Abstract" w:type="paragraph">
+    <w:name w:val="Abstract"/>
+    <w:basedOn w:val="Normal"/>
+    <w:next w:val="BodyText"/>
+    <w:qFormat/>
+    <w:pPr>
+      <w:keepNext/>
+      <w:keepLines/>
+      <w:spacing w:after="300" w:before="100"/>
+    </w:pPr>
+    <w:rPr>
+      <w:sz w:val="20"/>
+      <w:szCs w:val="20"/>
+    </w:rPr>
+  </w:style>
+  <w:style w:styleId="Bibliography" w:type="paragraph">
+    <w:name w:val="Bibliography"/>
+    <w:basedOn w:val="Normal"/>
+    <w:next w:val="Bibliography"/>
+    <w:qFormat/>
+    <w:pPr/>
+    <w:rPr/>
+  </w:style>
+  <w:style w:styleId="BlockText" w:type="paragraph">
+    <w:name w:val="Block Text"/>
+    <w:basedOn w:val="BodyText"/>
+    <w:next w:val="BodyText"/>
+    <w:uiPriority w:val="9"/>
+    <w:unhideWhenUsed/>
+    <w:qFormat/>
+    <w:pPr>
+      <w:spacing w:after="100" w:before="100"/>
+      <w:ind w:firstLine="0" w:left="480" w:right="480"/>
+    </w:pPr>
+  </w:style>
+  <w:style w:styleId="FootnoteText" w:type="paragraph">
+    <w:name w:val="Footnote Text"/>
+    <w:basedOn w:val="Normal"/>
+    <w:next w:val="FootnoteText"/>
+    <w:uiPriority w:val="9"/>
+    <w:unhideWhenUsed/>
+    <w:qFormat/>
+  </w:style>
+  <w:style w:styleId="FootnoteBlockText" w:type="paragraph">
+    <w:name w:val="Footnote Block Text"/>
+    <w:basedOn w:val="FootnoteText"/>
+    <w:next w:val="FootnoteText"/>
+    <w:uiPriority w:val="9"/>
+    <w:unhideWhenUsed/>
+    <w:qFormat/>
+    <w:pPr>
+      <w:spacing w:after="100" w:before="100"/>
+      <w:ind w:firstLine="0" w:left="480" w:right="480"/>
+    </w:pPr>
+  </w:style>
+  <w:style w:styleId="Table" w:type="table">
+    <w:name w:val="Table"/>
+    <w:basedOn w:val="TableNormal"/>
+    <w:semiHidden/>
+    <w:unhideWhenUsed/>
+    <w:qFormat/>
+    <w:tblPr>
+      <w:tblInd w:type="dxa" w:w="0"/>
+      <w:tblCellMar>
+        <w:top w:type="dxa" w:w="0"/>
+        <w:left w:type="dxa" w:w="108"/>
+        <w:bottom w:type="dxa" w:w="0"/>
+        <w:right w:type="dxa" w:w="108"/>
+      </w:tblCellMar>
+    </w:tblPr>
+    <w:tblStylePr w:type="firstRow">
+      <w:tcPr>
+        <w:tcBorders>
+          <w:bottom w:val="single"/>
+        </w:tcBorders>
+        <w:vAlign w:val="bottom"/>
+      </w:tcPr>
+    </w:tblStylePr>
+  </w:style>
+  <w:style w:customStyle="1" w:styleId="DefinitionTerm" w:type="paragraph">
+    <w:name w:val="Definition Term"/>
+    <w:basedOn w:val="Normal"/>
+    <w:next w:val="Definition"/>
+    <w:pPr>
+      <w:keepNext/>
+      <w:keepLines/>
+      <w:spacing w:after="0"/>
+    </w:pPr>
+    <w:rPr>
+      <w:b/>
+    </w:rPr>
+  </w:style>
+  <w:style w:customStyle="1" w:styleId="Definition" w:type="paragraph">
+    <w:name w:val="Definition"/>
+    <w:basedOn w:val="Normal"/>
+  </w:style>
+  <w:style w:styleId="Caption" w:type="paragraph">
+    <w:name w:val="Caption"/>
+    <w:basedOn w:val="Normal"/>
+    <w:link w:val="BodyTextChar"/>
+    <w:pPr>
+      <w:spacing w:after="120" w:before="0"/>
+    </w:pPr>
+    <w:rPr>
+      <w:i/>
+    </w:rPr>
+  </w:style>
+  <w:style w:customStyle="1" w:styleId="TableCaption" w:type="paragraph">
+    <w:name w:val="Table Caption"/>
+    <w:basedOn w:val="Caption"/>
+    <w:pPr>
+      <w:keepNext/>
+    </w:pPr>
+  </w:style>
+  <w:style w:customStyle="1" w:styleId="ImageCaption" w:type="paragraph">
+    <w:name w:val="Image Caption"/>
+    <w:basedOn w:val="Caption"/>
+  </w:style>
+  <w:style w:customStyle="1" w:styleId="Figure" w:type="paragraph">
+    <w:name w:val="Figure"/>
+    <w:basedOn w:val="Normal"/>
+  </w:style>
+  <w:style w:customStyle="1" w:styleId="CaptionedFigure" w:type="paragraph">
+    <w:name w:val="Captioned Figure"/>
+    <w:basedOn w:val="Figure"/>
+    <w:pPr>
+      <w:keepNext/>
+    </w:pPr>
+  </w:style>
+  <w:style w:customStyle="1" w:styleId="BodyTextChar" w:type="character">
+    <w:name w:val="Body Text Char"/>
+    <w:basedOn w:val="DefaultParagraphFont"/>
+    <w:link w:val="BodyText"/>
+  </w:style>
+  <w:style w:customStyle="1" w:styleId="VerbatimChar" w:type="character">
+    <w:name w:val="Verbatim Char"/>
+    <w:basedOn w:val="BodyTextChar"/>
+    <w:rPr>
+      <w:rFonts w:ascii="Consolas" w:hAnsi="Consolas"/>
+      <w:sz w:val="22"/>
+    </w:rPr>
+  </w:style>
+  <w:style w:customStyle="1" w:styleId="SectionNumber" w:type="character">
+    <w:name w:val="Section Number"/>
+    <w:basedOn w:val="BodyTextChar"/>
+  </w:style>
+  <w:style w:styleId="FootnoteReference" w:type="character">
+    <w:name w:val="Footnote Reference"/>
+    <w:basedOn w:val="BodyTextChar"/>
+    <w:rPr>
+      <w:vertAlign w:val="superscript"/>
+    </w:rPr>
+  </w:style>
+  <w:style w:styleId="Hyperlink" w:type="character">
+    <w:name w:val="Hyperlink"/>
+    <w:basedOn w:val="BodyTextChar"/>
+    <w:rPr>
+      <w:color w:themeColor="accent1" w:val="4F81BD"/>
+    </w:rPr>
+  </w:style>
+  <w:style w:styleId="TOCHeading" w:type="paragraph">
+    <w:name w:val="TOC Heading"/>
+    <w:basedOn w:val="Heading1"/>
+    <w:next w:val="BodyText"/>
+    <w:uiPriority w:val="39"/>
+    <w:unhideWhenUsed/>
+    <w:qFormat/>
+    <w:pPr>
+      <w:spacing w:before="240" w:line="259" w:lineRule="auto"/>
+      <w:outlineLvl w:val="9"/>
+    </w:pPr>
+    <w:rPr>
+      <w:rFonts w:asciiTheme="majorHAnsi" w:cstheme="majorBidi" w:eastAsiaTheme="majorEastAsia" w:hAnsiTheme="majorHAnsi"/>
+      <w:b w:val="0"/>
+      <w:bCs w:val="0"/>
+      <w:color w:themeColor="accent1" w:themeShade="BF" w:val="365F91"/>
+    </w:rPr>
+  </w:style>
   <w:style w:type="character" w:customStyle="1" w:styleId="KeywordTok">
     <w:name w:val="KeywordTok"/>
     <w:basedOn w:val="VerbatimChar"/>

--- a/docs/content/t_tests/t_tests_lecture.docx
+++ b/docs/content/t_tests/t_tests_lecture.docx
@@ -8689,7 +8689,7 @@
     <w:bookmarkEnd w:id="60"/>
     <w:sectPr>
       <w:pgSz w:h="15840" w:w="12240"/>
-      <w:pgMar w:bottom="1440" w:footer="720" w:gutter="0" w:header="720" w:left="1440" w:right="1440" w:top="1440"/>
+      <w:pgMar w:bottom="720" w:footer="432" w:gutter="0" w:header="432" w:left="720" w:right="1008" w:top="720"/>
       <w:cols w:space="720"/>
       <w:docGrid w:linePitch="360"/>
     </w:sectPr>
@@ -9119,7 +9119,11 @@
         <w14:ligatures w14:val="standardContextual"/>
       </w:rPr>
     </w:rPrDefault>
-    <w:pPrDefault/>
+    <w:pPrDefault>
+      <w:pPr>
+        <w:spacing w:after="0" w:before="0" w:line="240" w:lineRule="auto"/>
+      </w:pPr>
+    </w:pPrDefault>
   </w:docDefaults>
   <w:latentStyles w:count="376" w:defLockedState="0" w:defQFormat="0" w:defSemiHidden="0" w:defUIPriority="99" w:defUnhideWhenUsed="0">
     <w:lsdException w:name="Normal" w:qFormat="1" w:uiPriority="0"/>
@@ -9919,7 +9923,7 @@
     <w:qFormat/>
     <w:rsid w:val="00AF5CF1"/>
     <w:pPr>
-      <w:spacing w:after="160" w:before="160"/>
+      <w:spacing w:after="0" w:before="0"/>
       <w:jc w:val="center"/>
     </w:pPr>
     <w:rPr>
@@ -10037,7 +10041,7 @@
         <w:bottom w:color="FF0000" w:space="1" w:sz="8" w:val="single"/>
         <w:right w:color="FF0000" w:space="4" w:sz="8" w:val="single"/>
       </w:pBdr>
-      <w:spacing w:after="120" w:before="120"/>
+      <w:spacing w:after="40" w:before="40"/>
       <w:ind w:left="432" w:right="432"/>
     </w:pPr>
     <w:rPr>
@@ -10057,7 +10061,7 @@
         <w:bottom w:color="auto" w:space="1" w:sz="8" w:val="single"/>
         <w:right w:color="auto" w:space="4" w:sz="8" w:val="single"/>
       </w:pBdr>
-      <w:spacing w:after="240" w:before="240"/>
+      <w:spacing w:after="40" w:before="40"/>
       <w:ind w:left="432" w:right="432"/>
     </w:pPr>
     <w:rPr>
@@ -10071,7 +10075,7 @@
     <w:qFormat/>
     <w:rsid w:val="00771E03"/>
     <w:pPr>
-      <w:spacing w:after="240" w:before="240"/>
+      <w:spacing w:after="40" w:before="40"/>
       <w:ind w:left="432" w:right="432"/>
     </w:pPr>
     <w:rPr>
@@ -10117,7 +10121,7 @@
     <w:unhideWhenUsed/>
     <w:rsid w:val="00322D32"/>
     <w:pPr>
-      <w:spacing w:after="100"/>
+      <w:spacing w:after="0" w:before="0"/>
     </w:pPr>
   </w:style>
   <w:style w:styleId="BodyText" w:type="paragraph">
@@ -10126,7 +10130,7 @@
     <w:link w:val="BodyTextChar"/>
     <w:qFormat/>
     <w:pPr>
-      <w:spacing w:after="180" w:before="180"/>
+      <w:spacing w:after="0" w:before="0"/>
     </w:pPr>
   </w:style>
   <w:style w:customStyle="1" w:styleId="FirstParagraph" w:type="paragraph">
@@ -10134,13 +10138,16 @@
     <w:basedOn w:val="BodyText"/>
     <w:next w:val="BodyText"/>
     <w:qFormat/>
+    <w:pPr>
+      <w:spacing w:after="0" w:before="0"/>
+    </w:pPr>
   </w:style>
   <w:style w:customStyle="1" w:styleId="Compact" w:type="paragraph">
     <w:name w:val="Compact"/>
     <w:basedOn w:val="BodyText"/>
     <w:qFormat/>
     <w:pPr>
-      <w:spacing w:after="36" w:before="36"/>
+      <w:spacing w:after="0" w:before="0"/>
     </w:pPr>
   </w:style>
   <w:style w:customStyle="1" w:styleId="Author" w:type="paragraph">
@@ -10219,7 +10226,7 @@
     <w:unhideWhenUsed/>
     <w:qFormat/>
     <w:pPr>
-      <w:spacing w:after="100" w:before="100"/>
+      <w:spacing w:after="0" w:before="0"/>
       <w:ind w:firstLine="0" w:left="480" w:right="480"/>
     </w:pPr>
   </w:style>
@@ -10289,7 +10296,7 @@
     <w:basedOn w:val="Normal"/>
     <w:link w:val="BodyTextChar"/>
     <w:pPr>
-      <w:spacing w:after="120" w:before="0"/>
+      <w:spacing w:after="0" w:before="0"/>
     </w:pPr>
     <w:rPr>
       <w:i/>
@@ -10299,21 +10306,29 @@
     <w:name w:val="Table Caption"/>
     <w:basedOn w:val="Caption"/>
     <w:pPr>
+      <w:spacing w:after="0" w:before="0"/>
       <w:keepNext/>
     </w:pPr>
   </w:style>
   <w:style w:customStyle="1" w:styleId="ImageCaption" w:type="paragraph">
     <w:name w:val="Image Caption"/>
     <w:basedOn w:val="Caption"/>
+    <w:pPr>
+      <w:spacing w:after="0" w:before="0"/>
+    </w:pPr>
   </w:style>
   <w:style w:customStyle="1" w:styleId="Figure" w:type="paragraph">
     <w:name w:val="Figure"/>
     <w:basedOn w:val="Normal"/>
+    <w:pPr>
+      <w:spacing w:after="0" w:before="0"/>
+    </w:pPr>
   </w:style>
   <w:style w:customStyle="1" w:styleId="CaptionedFigure" w:type="paragraph">
     <w:name w:val="Captioned Figure"/>
     <w:basedOn w:val="Figure"/>
     <w:pPr>
+      <w:spacing w:after="0" w:before="0"/>
       <w:keepNext/>
     </w:pPr>
   </w:style>
@@ -10326,8 +10341,8 @@
     <w:name w:val="Verbatim Char"/>
     <w:basedOn w:val="BodyTextChar"/>
     <w:rPr>
-      <w:rFonts w:ascii="Consolas" w:hAnsi="Consolas"/>
-      <w:sz w:val="22"/>
+      <w:rFonts w:ascii="Courier New" w:cs="Courier New" w:hAnsi="Courier New"/>
+      <w:sz w:val="20"/>
     </w:rPr>
   </w:style>
   <w:style w:customStyle="1" w:styleId="SectionNumber" w:type="character">

--- a/docs/content/t_tests/t_tests_lecture.docx
+++ b/docs/content/t_tests/t_tests_lecture.docx
@@ -1685,10 +1685,13 @@
         <w:t xml:space="preserve">&lt;-</w:t>
       </w:r>
       <w:r>
-        <w:rPr>
-          <w:rStyle w:val="NormalTok"/>
-        </w:rPr>
-        <w:t xml:space="preserve"> </w:t>
+        <w:br/>
+      </w:r>
+      <w:r>
+        <w:rPr>
+          <w:rStyle w:val="NormalTok"/>
+        </w:rPr>
+        <w:t xml:space="preserve">  </w:t>
       </w:r>
       <w:r>
         <w:rPr>

--- a/docs/content/t_tests/t_tests_lecture.docx
+++ b/docs/content/t_tests/t_tests_lecture.docx
@@ -31,7 +31,7 @@
         <w:pStyle w:val="Date"/>
       </w:pPr>
       <w:r>
-        <w:t xml:space="preserve">2026-09-23</w:t>
+        <w:t xml:space="preserve">2026-09-24</w:t>
       </w:r>
     </w:p>
     <w:bookmarkStart w:id="12" w:name="where-we-left-off-lectures-0506"/>

--- a/docs/content/t_tests/t_tests_lecture.docx
+++ b/docs/content/t_tests/t_tests_lecture.docx
@@ -31,7 +31,7 @@
         <w:pStyle w:val="Date"/>
       </w:pPr>
       <w:r>
-        <w:t xml:space="preserve">2026-09-29</w:t>
+        <w:t xml:space="preserve">2026-10-01</w:t>
       </w:r>
     </w:p>
     <w:bookmarkStart w:id="12" w:name="where-we-left-off-lectures-0507"/>

--- a/docs/content/t_tests/t_tests_lecture.docx
+++ b/docs/content/t_tests/t_tests_lecture.docx
@@ -31,7 +31,7 @@
         <w:pStyle w:val="Date"/>
       </w:pPr>
       <w:r>
-        <w:t xml:space="preserve">2026-10-01</w:t>
+        <w:t xml:space="preserve">2026-10-05</w:t>
       </w:r>
     </w:p>
     <w:bookmarkStart w:id="12" w:name="where-we-left-off-lectures-0507"/>
@@ -299,7 +299,7 @@
                     <a:graphicData uri="http://schemas.openxmlformats.org/drawingml/2006/picture">
                       <pic:pic>
                         <pic:nvPicPr>
-                          <pic:cNvPr descr="/Applications/Positron.app/Contents/Resources/app/quarto/share/formats/docx/note.png" id="11" name="Picture"/>
+                          <pic:cNvPr descr="/opt/quarto/share/formats/docx/note.png" id="11" name="Picture"/>
                           <pic:cNvPicPr>
                             <a:picLocks noChangeArrowheads="1" noChangeAspect="1"/>
                           </pic:cNvPicPr>
@@ -1017,7 +1017,7 @@
                     <a:graphicData uri="http://schemas.openxmlformats.org/drawingml/2006/picture">
                       <pic:pic>
                         <pic:nvPicPr>
-                          <pic:cNvPr descr="/Applications/Positron.app/Contents/Resources/app/quarto/share/formats/docx/note.png" id="15" name="Picture"/>
+                          <pic:cNvPr descr="/opt/quarto/share/formats/docx/note.png" id="15" name="Picture"/>
                           <pic:cNvPicPr>
                             <a:picLocks noChangeArrowheads="1" noChangeAspect="1"/>
                           </pic:cNvPicPr>
@@ -1835,7 +1835,7 @@
       <w:r>
         <w:drawing>
           <wp:inline>
-            <wp:extent cx="2286000" cy="2286000"/>
+            <wp:extent cx="2286000" cy="2209800"/>
             <wp:effectExtent b="0" l="0" r="0" t="0"/>
             <wp:docPr descr="" title="" id="19" name="Picture"/>
             <a:graphic>
@@ -1856,7 +1856,7 @@
                   <pic:spPr bwMode="auto">
                     <a:xfrm>
                       <a:off x="0" y="0"/>
-                      <a:ext cx="2286000" cy="2286000"/>
+                      <a:ext cx="2286000" cy="2209800"/>
                     </a:xfrm>
                     <a:prstGeom prst="rect">
                       <a:avLst/>
@@ -2388,7 +2388,7 @@
                     <a:graphicData uri="http://schemas.openxmlformats.org/drawingml/2006/picture">
                       <pic:pic>
                         <pic:nvPicPr>
-                          <pic:cNvPr descr="/Applications/Positron.app/Contents/Resources/app/quarto/share/formats/docx/important.png" id="24" name="Picture"/>
+                          <pic:cNvPr descr="/opt/quarto/share/formats/docx/important.png" id="24" name="Picture"/>
                           <pic:cNvPicPr>
                             <a:picLocks noChangeArrowheads="1" noChangeAspect="1"/>
                           </pic:cNvPicPr>
@@ -3136,7 +3136,7 @@
                     <a:graphicData uri="http://schemas.openxmlformats.org/drawingml/2006/picture">
                       <pic:pic>
                         <pic:nvPicPr>
-                          <pic:cNvPr descr="/Applications/Positron.app/Contents/Resources/app/quarto/share/formats/docx/tip.png" id="29" name="Picture"/>
+                          <pic:cNvPr descr="/opt/quarto/share/formats/docx/tip.png" id="29" name="Picture"/>
                           <pic:cNvPicPr>
                             <a:picLocks noChangeArrowheads="1" noChangeAspect="1"/>
                           </pic:cNvPicPr>
@@ -5757,7 +5757,7 @@
                     <a:graphicData uri="http://schemas.openxmlformats.org/drawingml/2006/picture">
                       <pic:pic>
                         <pic:nvPicPr>
-                          <pic:cNvPr descr="/Applications/Positron.app/Contents/Resources/app/quarto/share/formats/docx/note.png" id="55" name="Picture"/>
+                          <pic:cNvPr descr="/opt/quarto/share/formats/docx/note.png" id="55" name="Picture"/>
                           <pic:cNvPicPr>
                             <a:picLocks noChangeArrowheads="1" noChangeAspect="1"/>
                           </pic:cNvPicPr>
@@ -6228,7 +6228,7 @@
                     <a:graphicData uri="http://schemas.openxmlformats.org/drawingml/2006/picture">
                       <pic:pic>
                         <pic:nvPicPr>
-                          <pic:cNvPr descr="/Applications/Positron.app/Contents/Resources/app/quarto/share/formats/docx/important.png" id="57" name="Picture"/>
+                          <pic:cNvPr descr="/opt/quarto/share/formats/docx/important.png" id="57" name="Picture"/>
                           <pic:cNvPicPr>
                             <a:picLocks noChangeArrowheads="1" noChangeAspect="1"/>
                           </pic:cNvPicPr>
@@ -6713,7 +6713,7 @@
                     <a:graphicData uri="http://schemas.openxmlformats.org/drawingml/2006/picture">
                       <pic:pic>
                         <pic:nvPicPr>
-                          <pic:cNvPr descr="/Applications/Positron.app/Contents/Resources/app/quarto/share/formats/docx/note.png" id="63" name="Picture"/>
+                          <pic:cNvPr descr="/opt/quarto/share/formats/docx/note.png" id="63" name="Picture"/>
                           <pic:cNvPicPr>
                             <a:picLocks noChangeArrowheads="1" noChangeAspect="1"/>
                           </pic:cNvPicPr>
@@ -7466,7 +7466,7 @@
                     <a:graphicData uri="http://schemas.openxmlformats.org/drawingml/2006/picture">
                       <pic:pic>
                         <pic:nvPicPr>
-                          <pic:cNvPr descr="/Applications/Positron.app/Contents/Resources/app/quarto/share/formats/docx/important.png" id="67" name="Picture"/>
+                          <pic:cNvPr descr="/opt/quarto/share/formats/docx/important.png" id="67" name="Picture"/>
                           <pic:cNvPicPr>
                             <a:picLocks noChangeArrowheads="1" noChangeAspect="1"/>
                           </pic:cNvPicPr>

--- a/docs/content/t_tests/t_tests_lecture.docx
+++ b/docs/content/t_tests/t_tests_lecture.docx
@@ -31,7 +31,7 @@
         <w:pStyle w:val="Date"/>
       </w:pPr>
       <w:r>
-        <w:t xml:space="preserve">2026-10-05</w:t>
+        <w:t xml:space="preserve">2026-10-08</w:t>
       </w:r>
     </w:p>
     <w:bookmarkStart w:id="12" w:name="where-we-left-off-lectures-0507"/>
@@ -299,7 +299,7 @@
                     <a:graphicData uri="http://schemas.openxmlformats.org/drawingml/2006/picture">
                       <pic:pic>
                         <pic:nvPicPr>
-                          <pic:cNvPr descr="/opt/quarto/share/formats/docx/note.png" id="11" name="Picture"/>
+                          <pic:cNvPr descr="/Applications/Positron.app/Contents/Resources/app/quarto/share/formats/docx/note.png" id="11" name="Picture"/>
                           <pic:cNvPicPr>
                             <a:picLocks noChangeArrowheads="1" noChangeAspect="1"/>
                           </pic:cNvPicPr>
@@ -1017,7 +1017,7 @@
                     <a:graphicData uri="http://schemas.openxmlformats.org/drawingml/2006/picture">
                       <pic:pic>
                         <pic:nvPicPr>
-                          <pic:cNvPr descr="/opt/quarto/share/formats/docx/note.png" id="15" name="Picture"/>
+                          <pic:cNvPr descr="/Applications/Positron.app/Contents/Resources/app/quarto/share/formats/docx/note.png" id="15" name="Picture"/>
                           <pic:cNvPicPr>
                             <a:picLocks noChangeArrowheads="1" noChangeAspect="1"/>
                           </pic:cNvPicPr>
@@ -2388,7 +2388,7 @@
                     <a:graphicData uri="http://schemas.openxmlformats.org/drawingml/2006/picture">
                       <pic:pic>
                         <pic:nvPicPr>
-                          <pic:cNvPr descr="/opt/quarto/share/formats/docx/important.png" id="24" name="Picture"/>
+                          <pic:cNvPr descr="/Applications/Positron.app/Contents/Resources/app/quarto/share/formats/docx/important.png" id="24" name="Picture"/>
                           <pic:cNvPicPr>
                             <a:picLocks noChangeArrowheads="1" noChangeAspect="1"/>
                           </pic:cNvPicPr>
@@ -3136,7 +3136,7 @@
                     <a:graphicData uri="http://schemas.openxmlformats.org/drawingml/2006/picture">
                       <pic:pic>
                         <pic:nvPicPr>
-                          <pic:cNvPr descr="/opt/quarto/share/formats/docx/tip.png" id="29" name="Picture"/>
+                          <pic:cNvPr descr="/Applications/Positron.app/Contents/Resources/app/quarto/share/formats/docx/tip.png" id="29" name="Picture"/>
                           <pic:cNvPicPr>
                             <a:picLocks noChangeArrowheads="1" noChangeAspect="1"/>
                           </pic:cNvPicPr>
@@ -5757,7 +5757,7 @@
                     <a:graphicData uri="http://schemas.openxmlformats.org/drawingml/2006/picture">
                       <pic:pic>
                         <pic:nvPicPr>
-                          <pic:cNvPr descr="/opt/quarto/share/formats/docx/note.png" id="55" name="Picture"/>
+                          <pic:cNvPr descr="/Applications/Positron.app/Contents/Resources/app/quarto/share/formats/docx/note.png" id="55" name="Picture"/>
                           <pic:cNvPicPr>
                             <a:picLocks noChangeArrowheads="1" noChangeAspect="1"/>
                           </pic:cNvPicPr>
@@ -6228,7 +6228,7 @@
                     <a:graphicData uri="http://schemas.openxmlformats.org/drawingml/2006/picture">
                       <pic:pic>
                         <pic:nvPicPr>
-                          <pic:cNvPr descr="/opt/quarto/share/formats/docx/important.png" id="57" name="Picture"/>
+                          <pic:cNvPr descr="/Applications/Positron.app/Contents/Resources/app/quarto/share/formats/docx/important.png" id="57" name="Picture"/>
                           <pic:cNvPicPr>
                             <a:picLocks noChangeArrowheads="1" noChangeAspect="1"/>
                           </pic:cNvPicPr>
@@ -6713,7 +6713,7 @@
                     <a:graphicData uri="http://schemas.openxmlformats.org/drawingml/2006/picture">
                       <pic:pic>
                         <pic:nvPicPr>
-                          <pic:cNvPr descr="/opt/quarto/share/formats/docx/note.png" id="63" name="Picture"/>
+                          <pic:cNvPr descr="/Applications/Positron.app/Contents/Resources/app/quarto/share/formats/docx/note.png" id="63" name="Picture"/>
                           <pic:cNvPicPr>
                             <a:picLocks noChangeArrowheads="1" noChangeAspect="1"/>
                           </pic:cNvPicPr>
@@ -7466,7 +7466,7 @@
                     <a:graphicData uri="http://schemas.openxmlformats.org/drawingml/2006/picture">
                       <pic:pic>
                         <pic:nvPicPr>
-                          <pic:cNvPr descr="/opt/quarto/share/formats/docx/important.png" id="67" name="Picture"/>
+                          <pic:cNvPr descr="/Applications/Positron.app/Contents/Resources/app/quarto/share/formats/docx/important.png" id="67" name="Picture"/>
                           <pic:cNvPicPr>
                             <a:picLocks noChangeArrowheads="1" noChangeAspect="1"/>
                           </pic:cNvPicPr>

--- a/docs/content/t_tests/t_tests_lecture.docx
+++ b/docs/content/t_tests/t_tests_lecture.docx
@@ -31,7 +31,7 @@
         <w:pStyle w:val="Date"/>
       </w:pPr>
       <w:r>
-        <w:t xml:space="preserve">2026-10-08</w:t>
+        <w:t xml:space="preserve">2026-10-09</w:t>
       </w:r>
     </w:p>
     <w:bookmarkStart w:id="12" w:name="where-we-left-off-lectures-0507"/>

--- a/docs/content/t_tests/t_tests_lecture.docx
+++ b/docs/content/t_tests/t_tests_lecture.docx
@@ -31,7 +31,7 @@
         <w:pStyle w:val="Date"/>
       </w:pPr>
       <w:r>
-        <w:t xml:space="preserve">2026-10-09</w:t>
+        <w:t xml:space="preserve">2026-10-19</w:t>
       </w:r>
     </w:p>
     <w:bookmarkStart w:id="12" w:name="where-we-left-off-lectures-0507"/>

--- a/docs/content/t_tests/t_tests_lecture.docx
+++ b/docs/content/t_tests/t_tests_lecture.docx
@@ -31,7 +31,7 @@
         <w:pStyle w:val="Date"/>
       </w:pPr>
       <w:r>
-        <w:t xml:space="preserve">2026-10-19</w:t>
+        <w:t xml:space="preserve">2026-10-22</w:t>
       </w:r>
     </w:p>
     <w:bookmarkStart w:id="12" w:name="where-we-left-off-lectures-0507"/>
